--- a/products-storage/08-pto-bez-zamechaniy/33-akt-peredachi-komplekta-pto.docx
+++ b/products-storage/08-pto-bez-zamechaniy/33-akt-peredachi-komplekta-pto.docx
@@ -264,7 +264,7 @@
         <w:color w:val="787878"/>
         <w:sz w:val="16"/>
       </w:rPr>
-      <w:t>Акт передачи комплекта ПТО  •  версия 21.07.2026  •  marzhavbetone.ru</w:t>
+      <w:t/>
     </w:r>
   </w:p>
 </w:ftr>
@@ -282,7 +282,7 @@
         <w:color w:val="646464"/>
         <w:sz w:val="16"/>
       </w:rPr>
-      <w:t>МАРЖА В БЕТОНЕ  /  РАБОЧИЙ ШАБЛОН</w:t>
+      <w:t/>
     </w:r>
   </w:p>
 </w:hdr>

--- a/products-storage/08-pto-bez-zamechaniy/33-akt-peredachi-komplekta-pto.docx
+++ b/products-storage/08-pto-bez-zamechaniy/33-akt-peredachi-komplekta-pto.docx
@@ -3,247 +3,451 @@
 <w:document xmlns:wpc="http://schemas.microsoft.com/office/word/2010/wordprocessingCanvas" xmlns:mo="http://schemas.microsoft.com/office/mac/office/2008/main" xmlns:mc="http://schemas.openxmlformats.org/markup-compatibility/2006" xmlns:mv="urn:schemas-microsoft-com:mac:vml" xmlns:o="urn:schemas-microsoft-com:office:office" xmlns:r="http://schemas.openxmlformats.org/officeDocument/2006/relationships" xmlns:m="http://schemas.openxmlformats.org/officeDocument/2006/math" xmlns:v="urn:schemas-microsoft-com:vml" xmlns:wp14="http://schemas.microsoft.com/office/word/2010/wordprocessingDrawing" xmlns:wp="http://schemas.openxmlformats.org/drawingml/2006/wordprocessingDrawing" xmlns:w10="urn:schemas-microsoft-com:office:word" xmlns:w="http://schemas.openxmlformats.org/wordprocessingml/2006/main" xmlns:w14="http://schemas.microsoft.com/office/word/2010/wordml" xmlns:wpg="http://schemas.microsoft.com/office/word/2010/wordprocessingGroup" xmlns:wpi="http://schemas.microsoft.com/office/word/2010/wordprocessingInk" xmlns:wne="http://schemas.microsoft.com/office/word/2006/wordml" xmlns:wps="http://schemas.microsoft.com/office/word/2010/wordprocessingShape" mc:Ignorable="w14 wp14">
   <w:body>
     <w:p>
-      <w:pPr>
-        <w:pStyle w:val="Title"/>
-      </w:pPr>
       <w:r>
         <w:rPr>
-          <w:b/>
+          <w:rFonts w:ascii="Arial" w:hAnsi="Arial"/>
         </w:rPr>
-        <w:t>Акт передачи комплекта ПТО</w:t>
+        <w:t>АКТ ПЕРЕДАЧИ КОМПЛЕКТА ИСПОЛНИТЕЛЬНОЙ ДОКУМЕНТАЦИИ</w:t>
       </w:r>
     </w:p>
     <w:p>
       <w:r>
         <w:rPr>
-          <w:i/>
-          <w:color w:val="E85D22"/>
+          <w:rFonts w:ascii="Arial" w:hAnsi="Arial"/>
         </w:rPr>
-        <w:t>Заполните поля в квадратных скобках и удалите подсказки перед отправкой.</w:t>
+        <w:t>№ {{НОМЕР}} от {{ДАТА}}  Место составления {{...}}</w:t>
       </w:r>
     </w:p>
     <w:p>
-      <w:pPr>
-        <w:pStyle w:val="Heading1"/>
-      </w:pPr>
       <w:r>
-        <w:t>Комплект</w:t>
+        <w:rPr>
+          <w:rFonts w:ascii="Arial" w:hAnsi="Arial"/>
+        </w:rPr>
+        <w:t>Объект {{...}}, договор № {{...}} от {{...}}, этап {{...}}.</w:t>
       </w:r>
     </w:p>
     <w:p>
-      <w:pPr>
-        <w:pStyle w:val="ListBullet"/>
-      </w:pPr>
       <w:r>
-        <w:t>Объект/этап/период: [___]</w:t>
+        <w:rPr>
+          <w:rFonts w:ascii="Arial" w:hAnsi="Arial"/>
+        </w:rPr>
+        <w:t>Передающая сторона {{НАИМЕНОВАНИЕ, ИНН, ПРЕДСТАВИТЕЛЬ, ОСНОВАНИЕ ПОЛНОМОЧИЙ}}.</w:t>
       </w:r>
     </w:p>
     <w:p>
-      <w:pPr>
-        <w:pStyle w:val="ListBullet"/>
-      </w:pPr>
       <w:r>
-        <w:t>Тома и цифровые файлы: [___]</w:t>
+        <w:rPr>
+          <w:rFonts w:ascii="Arial" w:hAnsi="Arial"/>
+        </w:rPr>
+        <w:t>Принимающая сторона {{НАИМЕНОВАНИЕ, ИНН, ПРЕДСТАВИТЕЛЬ, ОСНОВАНИЕ ПОЛНОМОЧИЙ}}.</w:t>
       </w:r>
     </w:p>
     <w:p>
-      <w:pPr>
-        <w:pStyle w:val="Heading1"/>
-      </w:pPr>
       <w:r>
-        <w:t>Получение</w:t>
-      </w:r>
-    </w:p>
-    <w:p>
-      <w:pPr>
-        <w:pStyle w:val="ListBullet"/>
-      </w:pPr>
-      <w:r>
-        <w:t>Получатель и полномочия: [___]</w:t>
-      </w:r>
-    </w:p>
-    <w:p>
-      <w:pPr>
-        <w:pStyle w:val="ListBullet"/>
-      </w:pPr>
-      <w:r>
-        <w:t>Дата и канал: [___]</w:t>
-      </w:r>
-    </w:p>
-    <w:p>
-      <w:pPr>
-        <w:pStyle w:val="ListBullet"/>
-      </w:pPr>
-      <w:r>
-        <w:t>Замечания при получении: [___]</w:t>
-      </w:r>
-    </w:p>
-    <w:p>
-      <w:pPr>
-        <w:pStyle w:val="Heading1"/>
-      </w:pPr>
-      <w:r>
-        <w:t>Контроль перед использованием</w:t>
+        <w:rPr>
+          <w:rFonts w:ascii="Arial" w:hAnsi="Arial"/>
+        </w:rPr>
+        <w:t>Передан комплект по описи № {{...}} от {{...}}, всего {{...}} позиций, {{...}} листов / {{...}} электронных файлов.</w:t>
       </w:r>
     </w:p>
     <w:tbl>
       <w:tblPr>
+        <w:tblStyle w:val="TableGrid"/>
         <w:tblW w:type="auto" w:w="0"/>
-        <w:jc w:val="center"/>
-        <w:tblLayout w:type="fixed"/>
         <w:tblLook w:firstColumn="1" w:firstRow="1" w:lastColumn="0" w:lastRow="0" w:noHBand="0" w:noVBand="1" w:val="04A0"/>
       </w:tblPr>
       <w:tblGrid>
-        <w:gridCol w:w="1800"/>
-        <w:gridCol w:w="7560"/>
+        <w:gridCol w:w="2409"/>
+        <w:gridCol w:w="2409"/>
+        <w:gridCol w:w="2409"/>
+        <w:gridCol w:w="2409"/>
       </w:tblGrid>
       <w:tr>
+        <w:trPr>
+          <w:cantSplit/>
+        </w:trPr>
         <w:tc>
           <w:tcPr>
-            <w:tcW w:type="dxa" w:w="4680"/>
-            <w:shd w:fill="E9E5DC"/>
-            <w:vAlign w:val="center"/>
+            <w:tcW w:type="dxa" w:w="2409"/>
           </w:tcPr>
           <w:p>
+            <w:pPr>
+              <w:spacing w:after="40"/>
+            </w:pPr>
             <w:r>
-              <w:t>Статус</w:t>
+              <w:rPr>
+                <w:rFonts w:ascii="Arial" w:hAnsi="Arial"/>
+                <w:sz w:val="17"/>
+              </w:rPr>
+              <w:t>№</w:t>
             </w:r>
           </w:p>
         </w:tc>
         <w:tc>
           <w:tcPr>
-            <w:tcW w:type="dxa" w:w="4680"/>
-            <w:shd w:fill="E9E5DC"/>
-            <w:vAlign w:val="center"/>
+            <w:tcW w:type="dxa" w:w="2409"/>
           </w:tcPr>
           <w:p>
+            <w:pPr>
+              <w:spacing w:after="40"/>
+            </w:pPr>
             <w:r>
-              <w:t>Проверка</w:t>
+              <w:rPr>
+                <w:rFonts w:ascii="Arial" w:hAnsi="Arial"/>
+                <w:sz w:val="17"/>
+              </w:rPr>
+              <w:t>Наименование / том</w:t>
+            </w:r>
+          </w:p>
+        </w:tc>
+        <w:tc>
+          <w:tcPr>
+            <w:tcW w:type="dxa" w:w="2409"/>
+          </w:tcPr>
+          <w:p>
+            <w:pPr>
+              <w:spacing w:after="40"/>
+            </w:pPr>
+            <w:r>
+              <w:rPr>
+                <w:rFonts w:ascii="Arial" w:hAnsi="Arial"/>
+                <w:sz w:val="17"/>
+              </w:rPr>
+              <w:t>Период / участок</w:t>
+            </w:r>
+          </w:p>
+        </w:tc>
+        <w:tc>
+          <w:tcPr>
+            <w:tcW w:type="dxa" w:w="2409"/>
+          </w:tcPr>
+          <w:p>
+            <w:pPr>
+              <w:spacing w:after="40"/>
+            </w:pPr>
+            <w:r>
+              <w:rPr>
+                <w:rFonts w:ascii="Arial" w:hAnsi="Arial"/>
+                <w:sz w:val="17"/>
+              </w:rPr>
+              <w:t>Носитель, листы / файлы</w:t>
             </w:r>
           </w:p>
         </w:tc>
       </w:tr>
       <w:tr>
+        <w:trPr>
+          <w:cantSplit/>
+        </w:trPr>
         <w:tc>
           <w:tcPr>
-            <w:tcW w:type="dxa" w:w="1800"/>
+            <w:tcW w:type="dxa" w:w="2409"/>
           </w:tcPr>
           <w:p>
+            <w:pPr>
+              <w:spacing w:after="40"/>
+            </w:pPr>
             <w:r>
-              <w:t>☐</w:t>
+              <w:rPr>
+                <w:rFonts w:ascii="Arial" w:hAnsi="Arial"/>
+                <w:sz w:val="17"/>
+              </w:rPr>
+              <w:t>1</w:t>
             </w:r>
           </w:p>
         </w:tc>
         <w:tc>
           <w:tcPr>
-            <w:tcW w:type="dxa" w:w="7560"/>
+            <w:tcW w:type="dxa" w:w="2409"/>
           </w:tcPr>
           <w:p>
+            <w:pPr>
+              <w:spacing w:after="40"/>
+            </w:pPr>
             <w:r>
-              <w:t>Сверено с договором и приложениями</w:t>
+              <w:rPr>
+                <w:rFonts w:ascii="Arial" w:hAnsi="Arial"/>
+                <w:sz w:val="17"/>
+              </w:rPr>
+              <w:t>{{...}}</w:t>
+            </w:r>
+          </w:p>
+        </w:tc>
+        <w:tc>
+          <w:tcPr>
+            <w:tcW w:type="dxa" w:w="2409"/>
+          </w:tcPr>
+          <w:p>
+            <w:pPr>
+              <w:spacing w:after="40"/>
+            </w:pPr>
+            <w:r>
+              <w:rPr>
+                <w:rFonts w:ascii="Arial" w:hAnsi="Arial"/>
+                <w:sz w:val="17"/>
+              </w:rPr>
+              <w:t>{{...}}</w:t>
+            </w:r>
+          </w:p>
+        </w:tc>
+        <w:tc>
+          <w:tcPr>
+            <w:tcW w:type="dxa" w:w="2409"/>
+          </w:tcPr>
+          <w:p>
+            <w:pPr>
+              <w:spacing w:after="40"/>
+            </w:pPr>
+            <w:r>
+              <w:rPr>
+                <w:rFonts w:ascii="Arial" w:hAnsi="Arial"/>
+                <w:sz w:val="17"/>
+              </w:rPr>
+              <w:t>{{...}}</w:t>
             </w:r>
           </w:p>
         </w:tc>
       </w:tr>
       <w:tr>
+        <w:trPr>
+          <w:cantSplit/>
+        </w:trPr>
         <w:tc>
           <w:tcPr>
-            <w:tcW w:type="dxa" w:w="1800"/>
+            <w:tcW w:type="dxa" w:w="2409"/>
           </w:tcPr>
           <w:p>
+            <w:pPr>
+              <w:spacing w:after="40"/>
+            </w:pPr>
             <w:r>
-              <w:t>☐</w:t>
+              <w:rPr>
+                <w:rFonts w:ascii="Arial" w:hAnsi="Arial"/>
+                <w:sz w:val="17"/>
+              </w:rPr>
+              <w:t>2</w:t>
             </w:r>
           </w:p>
         </w:tc>
         <w:tc>
           <w:tcPr>
-            <w:tcW w:type="dxa" w:w="7560"/>
+            <w:tcW w:type="dxa" w:w="2409"/>
           </w:tcPr>
           <w:p>
+            <w:pPr>
+              <w:spacing w:after="40"/>
+            </w:pPr>
             <w:r>
-              <w:t>Проверены полномочия подписанта и адресат</w:t>
+              <w:rPr>
+                <w:rFonts w:ascii="Arial" w:hAnsi="Arial"/>
+                <w:sz w:val="17"/>
+              </w:rPr>
+              <w:t>{{...}}</w:t>
+            </w:r>
+          </w:p>
+        </w:tc>
+        <w:tc>
+          <w:tcPr>
+            <w:tcW w:type="dxa" w:w="2409"/>
+          </w:tcPr>
+          <w:p>
+            <w:pPr>
+              <w:spacing w:after="40"/>
+            </w:pPr>
+            <w:r>
+              <w:rPr>
+                <w:rFonts w:ascii="Arial" w:hAnsi="Arial"/>
+                <w:sz w:val="17"/>
+              </w:rPr>
+              <w:t>{{...}}</w:t>
+            </w:r>
+          </w:p>
+        </w:tc>
+        <w:tc>
+          <w:tcPr>
+            <w:tcW w:type="dxa" w:w="2409"/>
+          </w:tcPr>
+          <w:p>
+            <w:pPr>
+              <w:spacing w:after="40"/>
+            </w:pPr>
+            <w:r>
+              <w:rPr>
+                <w:rFonts w:ascii="Arial" w:hAnsi="Arial"/>
+                <w:sz w:val="17"/>
+              </w:rPr>
+              <w:t>{{...}}</w:t>
             </w:r>
           </w:p>
         </w:tc>
       </w:tr>
       <w:tr>
+        <w:trPr>
+          <w:cantSplit/>
+        </w:trPr>
         <w:tc>
           <w:tcPr>
-            <w:tcW w:type="dxa" w:w="1800"/>
+            <w:tcW w:type="dxa" w:w="2409"/>
           </w:tcPr>
           <w:p>
+            <w:pPr>
+              <w:spacing w:after="40"/>
+            </w:pPr>
             <w:r>
-              <w:t>☐</w:t>
+              <w:rPr>
+                <w:rFonts w:ascii="Arial" w:hAnsi="Arial"/>
+                <w:sz w:val="17"/>
+              </w:rPr>
+              <w:t>3</w:t>
             </w:r>
           </w:p>
         </w:tc>
         <w:tc>
           <w:tcPr>
-            <w:tcW w:type="dxa" w:w="7560"/>
+            <w:tcW w:type="dxa" w:w="2409"/>
           </w:tcPr>
           <w:p>
+            <w:pPr>
+              <w:spacing w:after="40"/>
+            </w:pPr>
             <w:r>
-              <w:t>Приложения названы и приложены</w:t>
-            </w:r>
-          </w:p>
-        </w:tc>
-      </w:tr>
-      <w:tr>
-        <w:tc>
-          <w:tcPr>
-            <w:tcW w:type="dxa" w:w="1800"/>
-          </w:tcPr>
-          <w:p>
-            <w:r>
-              <w:t>☐</w:t>
+              <w:rPr>
+                <w:rFonts w:ascii="Arial" w:hAnsi="Arial"/>
+                <w:sz w:val="17"/>
+              </w:rPr>
+              <w:t>{{...}}</w:t>
             </w:r>
           </w:p>
         </w:tc>
         <w:tc>
           <w:tcPr>
-            <w:tcW w:type="dxa" w:w="7560"/>
+            <w:tcW w:type="dxa" w:w="2409"/>
           </w:tcPr>
           <w:p>
+            <w:pPr>
+              <w:spacing w:after="40"/>
+            </w:pPr>
             <w:r>
-              <w:t>Зафиксирован доказуемый канал отправки</w:t>
-            </w:r>
-          </w:p>
-        </w:tc>
-      </w:tr>
-      <w:tr>
-        <w:tc>
-          <w:tcPr>
-            <w:tcW w:type="dxa" w:w="1800"/>
-          </w:tcPr>
-          <w:p>
-            <w:r>
-              <w:t>☐</w:t>
+              <w:rPr>
+                <w:rFonts w:ascii="Arial" w:hAnsi="Arial"/>
+                <w:sz w:val="17"/>
+              </w:rPr>
+              <w:t>{{...}}</w:t>
             </w:r>
           </w:p>
         </w:tc>
         <w:tc>
           <w:tcPr>
-            <w:tcW w:type="dxa" w:w="7560"/>
+            <w:tcW w:type="dxa" w:w="2409"/>
           </w:tcPr>
           <w:p>
+            <w:pPr>
+              <w:spacing w:after="40"/>
+            </w:pPr>
             <w:r>
-              <w:t>Юридически значимые формулировки проверены специалистом под объект</w:t>
+              <w:rPr>
+                <w:rFonts w:ascii="Arial" w:hAnsi="Arial"/>
+                <w:sz w:val="17"/>
+              </w:rPr>
+              <w:t>{{...}}</w:t>
             </w:r>
           </w:p>
         </w:tc>
       </w:tr>
     </w:tbl>
+    <w:p/>
     <w:p>
       <w:r>
-        <w:t>Важно: шаблон не заменяет анализ договора, проектной документации и обстоятельств конкретного объекта.</w:t>
+        <w:rPr>
+          <w:rFonts w:ascii="Arial" w:hAnsi="Arial"/>
+        </w:rPr>
+        <w:t>Передано способом {{ЛИЧНО / ЭДО / ИНОЙ СОГЛАСОВАННЫЙ КАНАЛ}}. Идентификатор отправки и получения {{...}}.</w:t>
       </w:r>
     </w:p>
+    <w:p>
+      <w:r>
+        <w:rPr>
+          <w:rFonts w:ascii="Arial" w:hAnsi="Arial"/>
+        </w:rPr>
+        <w:t>Замечания к составу при получении: {{ПЕРЕЧЕНЬ С РЕКВИЗИТАМИ / ОТСУТСТВУЮТ}}. Передача комплекта и рассмотрение содержания осуществляются в порядке и сроки договора.</w:t>
+      </w:r>
+    </w:p>
+    <w:p>
+      <w:r>
+        <w:rPr>
+          <w:rFonts w:ascii="Arial" w:hAnsi="Arial"/>
+        </w:rPr>
+        <w:t>Приложение: подписанная опись № {{...}} от {{...}} на {{...}} листах.</w:t>
+      </w:r>
+    </w:p>
+    <w:p>
+      <w:pPr>
+        <w:spacing w:after="60"/>
+      </w:pPr>
+    </w:p>
+    <w:tbl>
+      <w:tblPr>
+        <w:tblStyle w:val="TableGrid"/>
+        <w:tblW w:type="auto" w:w="0"/>
+        <w:tblLook w:firstColumn="1" w:firstRow="1" w:lastColumn="0" w:lastRow="0" w:noHBand="0" w:noVBand="1" w:val="04A0"/>
+      </w:tblPr>
+      <w:tblGrid>
+        <w:gridCol w:w="4819"/>
+        <w:gridCol w:w="4819"/>
+      </w:tblGrid>
+      <w:tr>
+        <w:trPr>
+          <w:cantSplit/>
+        </w:trPr>
+        <w:tc>
+          <w:tcPr>
+            <w:tcW w:type="dxa" w:w="4819"/>
+          </w:tcPr>
+          <w:p>
+            <w:pPr>
+              <w:spacing w:after="60"/>
+            </w:pPr>
+            <w:r>
+              <w:rPr>
+                <w:rFonts w:ascii="Arial" w:hAnsi="Arial"/>
+                <w:sz w:val="19"/>
+              </w:rPr>
+              <w:t>Передал</w:t>
+              <w:br/>
+              <w:t>Должность {{...}}    ФИО {{ФИО}}</w:t>
+              <w:br/>
+              <w:t>Подпись ____________    Дата ____________</w:t>
+            </w:r>
+          </w:p>
+        </w:tc>
+        <w:tc>
+          <w:tcPr>
+            <w:tcW w:type="dxa" w:w="4819"/>
+          </w:tcPr>
+          <w:p>
+            <w:pPr>
+              <w:spacing w:after="60"/>
+            </w:pPr>
+            <w:r>
+              <w:rPr>
+                <w:rFonts w:ascii="Arial" w:hAnsi="Arial"/>
+                <w:sz w:val="19"/>
+              </w:rPr>
+              <w:t>Принял</w:t>
+              <w:br/>
+              <w:t>Должность {{...}}    ФИО {{ФИО}}</w:t>
+              <w:br/>
+              <w:t>Подпись ____________    Дата ____________</w:t>
+            </w:r>
+          </w:p>
+        </w:tc>
+      </w:tr>
+    </w:tbl>
     <w:sectPr>
-      <w:headerReference w:type="default" r:id="rId9"/>
-      <w:footerReference w:type="default" r:id="rId10"/>
-      <w:pgSz w:w="12240" w:h="15840"/>
-      <w:pgMar w:top="1440" w:right="1440" w:bottom="1440" w:left="1440" w:header="708" w:footer="708" w:gutter="0"/>
+      <w:footerReference w:type="default" r:id="rId9"/>
+      <w:headerReference w:type="default" r:id="rId10"/>
+      <w:pgSz w:w="11906" w:h="16838"/>
+      <w:pgMar w:top="1020" w:right="1134" w:bottom="964" w:left="1134" w:header="720" w:footer="720" w:gutter="0"/>
       <w:cols w:space="720"/>
       <w:docGrid w:linePitch="360"/>
     </w:sectPr>
@@ -256,15 +460,14 @@
   <w:p>
     <w:pPr>
       <w:pStyle w:val="Footer"/>
-      <w:jc w:val="center"/>
     </w:pPr>
     <w:r>
       <w:rPr>
         <w:rFonts w:ascii="Arial" w:hAnsi="Arial"/>
-        <w:color w:val="787878"/>
-        <w:sz w:val="16"/>
-      </w:rPr>
-      <w:t/>
+        <w:color w:val="AE8031"/>
+        <w:sz w:val="15"/>
+      </w:rPr>
+      <w:t>НА СТОРОНЕ ПОДРЯДЧИКА  /  P4</w:t>
     </w:r>
   </w:p>
 </w:ftr>
@@ -276,14 +479,6 @@
     <w:pPr>
       <w:pStyle w:val="Header"/>
     </w:pPr>
-    <w:r>
-      <w:rPr>
-        <w:rFonts w:ascii="Arial" w:hAnsi="Arial"/>
-        <w:color w:val="646464"/>
-        <w:sz w:val="16"/>
-      </w:rPr>
-      <w:t/>
-    </w:r>
   </w:p>
 </w:hdr>
 </file>
@@ -652,11 +847,12 @@
     <w:qFormat/>
     <w:rsid w:val="00FC693F"/>
     <w:pPr>
-      <w:spacing w:after="120" w:line="300" w:lineRule="auto"/>
+      <w:spacing w:after="120" w:line="269" w:lineRule="auto"/>
     </w:pPr>
     <w:rPr>
       <w:rFonts w:ascii="Arial" w:hAnsi="Arial"/>
-      <w:sz w:val="22"/>
+      <w:color w:val="2B3239"/>
+      <w:sz w:val="20"/>
     </w:rPr>
   </w:style>
   <w:style w:type="paragraph" w:styleId="Header">
@@ -673,6 +869,9 @@
       </w:tabs>
       <w:spacing w:after="0" w:line="240" w:lineRule="auto"/>
     </w:pPr>
+    <w:rPr>
+      <w:rFonts w:ascii="Arial" w:hAnsi="Arial"/>
+    </w:rPr>
   </w:style>
   <w:style w:type="character" w:customStyle="1" w:styleId="HeaderChar">
     <w:name w:val="Header Char"/>
@@ -680,6 +879,9 @@
     <w:link w:val="Header"/>
     <w:uiPriority w:val="99"/>
     <w:rsid w:val="00E618BF"/>
+    <w:rPr>
+      <w:rFonts w:ascii="Arial" w:hAnsi="Arial"/>
+    </w:rPr>
   </w:style>
   <w:style w:type="paragraph" w:styleId="Footer">
     <w:name w:val="footer"/>
@@ -695,6 +897,9 @@
       </w:tabs>
       <w:spacing w:after="0" w:line="240" w:lineRule="auto"/>
     </w:pPr>
+    <w:rPr>
+      <w:rFonts w:ascii="Arial" w:hAnsi="Arial"/>
+    </w:rPr>
   </w:style>
   <w:style w:type="character" w:customStyle="1" w:styleId="FooterChar">
     <w:name w:val="Footer Char"/>
@@ -702,6 +907,9 @@
     <w:link w:val="Footer"/>
     <w:uiPriority w:val="99"/>
     <w:rsid w:val="00E618BF"/>
+    <w:rPr>
+      <w:rFonts w:ascii="Arial" w:hAnsi="Arial"/>
+    </w:rPr>
   </w:style>
   <w:style w:type="paragraph" w:styleId="Heading1">
     <w:name w:val="heading 1"/>
@@ -714,15 +922,15 @@
     <w:pPr>
       <w:keepNext/>
       <w:keepLines/>
-      <w:spacing w:before="360" w:after="200"/>
+      <w:spacing w:before="480" w:after="0"/>
       <w:outlineLvl w:val="0"/>
     </w:pPr>
     <w:rPr>
       <w:rFonts w:asciiTheme="majorHAnsi" w:eastAsiaTheme="majorEastAsia" w:hAnsiTheme="majorHAnsi" w:cstheme="majorBidi" w:ascii="Arial" w:hAnsi="Arial"/>
       <w:b/>
       <w:bCs/>
-      <w:color w:val="2E74B5"/>
-      <w:sz w:val="32"/>
+      <w:color w:val="365F91" w:themeColor="accent1" w:themeShade="BF"/>
+      <w:sz w:val="28"/>
       <w:szCs w:val="28"/>
     </w:rPr>
   </w:style>
@@ -738,14 +946,14 @@
     <w:pPr>
       <w:keepNext/>
       <w:keepLines/>
-      <w:spacing w:before="280" w:after="140"/>
+      <w:spacing w:before="200" w:after="0"/>
       <w:outlineLvl w:val="1"/>
     </w:pPr>
     <w:rPr>
       <w:rFonts w:asciiTheme="majorHAnsi" w:eastAsiaTheme="majorEastAsia" w:hAnsiTheme="majorHAnsi" w:cstheme="majorBidi" w:ascii="Arial" w:hAnsi="Arial"/>
       <w:b/>
       <w:bCs/>
-      <w:color w:val="2E74B5"/>
+      <w:color w:val="4F81BD" w:themeColor="accent1"/>
       <w:sz w:val="26"/>
       <w:szCs w:val="26"/>
     </w:rPr>
@@ -766,7 +974,7 @@
       <w:outlineLvl w:val="2"/>
     </w:pPr>
     <w:rPr>
-      <w:rFonts w:asciiTheme="majorHAnsi" w:eastAsiaTheme="majorEastAsia" w:hAnsiTheme="majorHAnsi" w:cstheme="majorBidi"/>
+      <w:rFonts w:asciiTheme="majorHAnsi" w:eastAsiaTheme="majorEastAsia" w:hAnsiTheme="majorHAnsi" w:cstheme="majorBidi" w:ascii="Arial" w:hAnsi="Arial"/>
       <w:b/>
       <w:bCs/>
       <w:color w:val="4F81BD" w:themeColor="accent1"/>
@@ -789,7 +997,7 @@
       <w:outlineLvl w:val="3"/>
     </w:pPr>
     <w:rPr>
-      <w:rFonts w:asciiTheme="majorHAnsi" w:eastAsiaTheme="majorEastAsia" w:hAnsiTheme="majorHAnsi" w:cstheme="majorBidi"/>
+      <w:rFonts w:asciiTheme="majorHAnsi" w:eastAsiaTheme="majorEastAsia" w:hAnsiTheme="majorHAnsi" w:cstheme="majorBidi" w:ascii="Arial" w:hAnsi="Arial"/>
       <w:b/>
       <w:bCs/>
       <w:i/>
@@ -814,7 +1022,7 @@
       <w:outlineLvl w:val="4"/>
     </w:pPr>
     <w:rPr>
-      <w:rFonts w:asciiTheme="majorHAnsi" w:eastAsiaTheme="majorEastAsia" w:hAnsiTheme="majorHAnsi" w:cstheme="majorBidi"/>
+      <w:rFonts w:asciiTheme="majorHAnsi" w:eastAsiaTheme="majorEastAsia" w:hAnsiTheme="majorHAnsi" w:cstheme="majorBidi" w:ascii="Arial" w:hAnsi="Arial"/>
       <w:color w:val="243F60" w:themeColor="accent1" w:themeShade="7F"/>
     </w:rPr>
   </w:style>
@@ -835,7 +1043,7 @@
       <w:outlineLvl w:val="5"/>
     </w:pPr>
     <w:rPr>
-      <w:rFonts w:asciiTheme="majorHAnsi" w:eastAsiaTheme="majorEastAsia" w:hAnsiTheme="majorHAnsi" w:cstheme="majorBidi"/>
+      <w:rFonts w:asciiTheme="majorHAnsi" w:eastAsiaTheme="majorEastAsia" w:hAnsiTheme="majorHAnsi" w:cstheme="majorBidi" w:ascii="Arial" w:hAnsi="Arial"/>
       <w:i/>
       <w:iCs/>
       <w:color w:val="243F60" w:themeColor="accent1" w:themeShade="7F"/>
@@ -858,7 +1066,7 @@
       <w:outlineLvl w:val="6"/>
     </w:pPr>
     <w:rPr>
-      <w:rFonts w:asciiTheme="majorHAnsi" w:eastAsiaTheme="majorEastAsia" w:hAnsiTheme="majorHAnsi" w:cstheme="majorBidi"/>
+      <w:rFonts w:asciiTheme="majorHAnsi" w:eastAsiaTheme="majorEastAsia" w:hAnsiTheme="majorHAnsi" w:cstheme="majorBidi" w:ascii="Arial" w:hAnsi="Arial"/>
       <w:i/>
       <w:iCs/>
       <w:color w:val="404040" w:themeColor="text1" w:themeTint="BF"/>
@@ -881,7 +1089,7 @@
       <w:outlineLvl w:val="7"/>
     </w:pPr>
     <w:rPr>
-      <w:rFonts w:asciiTheme="majorHAnsi" w:eastAsiaTheme="majorEastAsia" w:hAnsiTheme="majorHAnsi" w:cstheme="majorBidi"/>
+      <w:rFonts w:asciiTheme="majorHAnsi" w:eastAsiaTheme="majorEastAsia" w:hAnsiTheme="majorHAnsi" w:cstheme="majorBidi" w:ascii="Arial" w:hAnsi="Arial"/>
       <w:color w:val="4F81BD" w:themeColor="accent1"/>
       <w:sz w:val="20"/>
       <w:szCs w:val="20"/>
@@ -904,7 +1112,7 @@
       <w:outlineLvl w:val="8"/>
     </w:pPr>
     <w:rPr>
-      <w:rFonts w:asciiTheme="majorHAnsi" w:eastAsiaTheme="majorEastAsia" w:hAnsiTheme="majorHAnsi" w:cstheme="majorBidi"/>
+      <w:rFonts w:asciiTheme="majorHAnsi" w:eastAsiaTheme="majorEastAsia" w:hAnsiTheme="majorHAnsi" w:cstheme="majorBidi" w:ascii="Arial" w:hAnsi="Arial"/>
       <w:i/>
       <w:iCs/>
       <w:color w:val="404040" w:themeColor="text1" w:themeTint="BF"/>
@@ -917,12 +1125,18 @@
     <w:uiPriority w:val="1"/>
     <w:semiHidden/>
     <w:unhideWhenUsed/>
+    <w:rPr>
+      <w:rFonts w:ascii="Arial" w:hAnsi="Arial"/>
+    </w:rPr>
   </w:style>
   <w:style w:type="table" w:default="1" w:styleId="TableNormal">
     <w:name w:val="Normal Table"/>
     <w:uiPriority w:val="99"/>
     <w:semiHidden/>
     <w:unhideWhenUsed/>
+    <w:rPr>
+      <w:rFonts w:ascii="Arial" w:hAnsi="Arial"/>
+    </w:rPr>
     <w:tblPr>
       <w:tblInd w:w="0" w:type="dxa"/>
       <w:tblCellMar>
@@ -947,6 +1161,9 @@
     <w:pPr>
       <w:spacing w:after="0" w:line="240" w:lineRule="auto"/>
     </w:pPr>
+    <w:rPr>
+      <w:rFonts w:ascii="Arial" w:hAnsi="Arial"/>
+    </w:rPr>
   </w:style>
   <w:style w:type="character" w:customStyle="1" w:styleId="Heading1Char">
     <w:name w:val="Heading 1 Char"/>
@@ -955,7 +1172,7 @@
     <w:uiPriority w:val="9"/>
     <w:rsid w:val="00FC693F"/>
     <w:rPr>
-      <w:rFonts w:asciiTheme="majorHAnsi" w:eastAsiaTheme="majorEastAsia" w:hAnsiTheme="majorHAnsi" w:cstheme="majorBidi"/>
+      <w:rFonts w:asciiTheme="majorHAnsi" w:eastAsiaTheme="majorEastAsia" w:hAnsiTheme="majorHAnsi" w:cstheme="majorBidi" w:ascii="Arial" w:hAnsi="Arial"/>
       <w:b/>
       <w:bCs/>
       <w:color w:val="365F91" w:themeColor="accent1" w:themeShade="BF"/>
@@ -970,7 +1187,7 @@
     <w:uiPriority w:val="9"/>
     <w:rsid w:val="00FC693F"/>
     <w:rPr>
-      <w:rFonts w:asciiTheme="majorHAnsi" w:eastAsiaTheme="majorEastAsia" w:hAnsiTheme="majorHAnsi" w:cstheme="majorBidi"/>
+      <w:rFonts w:asciiTheme="majorHAnsi" w:eastAsiaTheme="majorEastAsia" w:hAnsiTheme="majorHAnsi" w:cstheme="majorBidi" w:ascii="Arial" w:hAnsi="Arial"/>
       <w:b/>
       <w:bCs/>
       <w:color w:val="4F81BD" w:themeColor="accent1"/>
@@ -985,7 +1202,7 @@
     <w:uiPriority w:val="9"/>
     <w:rsid w:val="00FC693F"/>
     <w:rPr>
-      <w:rFonts w:asciiTheme="majorHAnsi" w:eastAsiaTheme="majorEastAsia" w:hAnsiTheme="majorHAnsi" w:cstheme="majorBidi"/>
+      <w:rFonts w:asciiTheme="majorHAnsi" w:eastAsiaTheme="majorEastAsia" w:hAnsiTheme="majorHAnsi" w:cstheme="majorBidi" w:ascii="Arial" w:hAnsi="Arial"/>
       <w:b/>
       <w:bCs/>
       <w:color w:val="4F81BD" w:themeColor="accent1"/>
@@ -1003,15 +1220,15 @@
       <w:pBdr>
         <w:bottom w:val="single" w:sz="8" w:space="4" w:color="4F81BD" w:themeColor="accent1"/>
       </w:pBdr>
-      <w:spacing w:after="240" w:line="240" w:lineRule="auto" w:before="0"/>
+      <w:spacing w:after="300" w:line="240" w:lineRule="auto"/>
       <w:contextualSpacing/>
     </w:pPr>
     <w:rPr>
       <w:rFonts w:asciiTheme="majorHAnsi" w:eastAsiaTheme="majorEastAsia" w:hAnsiTheme="majorHAnsi" w:cstheme="majorBidi" w:ascii="Arial" w:hAnsi="Arial"/>
-      <w:color w:val="242629"/>
+      <w:color w:val="17365D" w:themeColor="text2" w:themeShade="BF"/>
       <w:spacing w:val="5"/>
       <w:kern w:val="28"/>
-      <w:sz w:val="50"/>
+      <w:sz w:val="52"/>
       <w:szCs w:val="52"/>
     </w:rPr>
   </w:style>
@@ -1022,7 +1239,7 @@
     <w:uiPriority w:val="10"/>
     <w:rsid w:val="00FC693F"/>
     <w:rPr>
-      <w:rFonts w:asciiTheme="majorHAnsi" w:eastAsiaTheme="majorEastAsia" w:hAnsiTheme="majorHAnsi" w:cstheme="majorBidi"/>
+      <w:rFonts w:asciiTheme="majorHAnsi" w:eastAsiaTheme="majorEastAsia" w:hAnsiTheme="majorHAnsi" w:cstheme="majorBidi" w:ascii="Arial" w:hAnsi="Arial"/>
       <w:color w:val="17365D" w:themeColor="text2" w:themeShade="BF"/>
       <w:spacing w:val="5"/>
       <w:kern w:val="28"/>
@@ -1044,7 +1261,7 @@
       </w:numPr>
     </w:pPr>
     <w:rPr>
-      <w:rFonts w:asciiTheme="majorHAnsi" w:eastAsiaTheme="majorEastAsia" w:hAnsiTheme="majorHAnsi" w:cstheme="majorBidi"/>
+      <w:rFonts w:asciiTheme="majorHAnsi" w:eastAsiaTheme="majorEastAsia" w:hAnsiTheme="majorHAnsi" w:cstheme="majorBidi" w:ascii="Arial" w:hAnsi="Arial"/>
       <w:i/>
       <w:iCs/>
       <w:color w:val="4F81BD" w:themeColor="accent1"/>
@@ -1060,7 +1277,7 @@
     <w:uiPriority w:val="11"/>
     <w:rsid w:val="00FC693F"/>
     <w:rPr>
-      <w:rFonts w:asciiTheme="majorHAnsi" w:eastAsiaTheme="majorEastAsia" w:hAnsiTheme="majorHAnsi" w:cstheme="majorBidi"/>
+      <w:rFonts w:asciiTheme="majorHAnsi" w:eastAsiaTheme="majorEastAsia" w:hAnsiTheme="majorHAnsi" w:cstheme="majorBidi" w:ascii="Arial" w:hAnsi="Arial"/>
       <w:i/>
       <w:iCs/>
       <w:color w:val="4F81BD" w:themeColor="accent1"/>
@@ -1079,6 +1296,9 @@
       <w:ind w:left="720"/>
       <w:contextualSpacing/>
     </w:pPr>
+    <w:rPr>
+      <w:rFonts w:ascii="Arial" w:hAnsi="Arial"/>
+    </w:rPr>
   </w:style>
   <w:style w:type="paragraph" w:styleId="BodyText">
     <w:name w:val="Body Text"/>
@@ -1090,6 +1310,9 @@
     <w:pPr>
       <w:spacing w:after="120"/>
     </w:pPr>
+    <w:rPr>
+      <w:rFonts w:ascii="Arial" w:hAnsi="Arial"/>
+    </w:rPr>
   </w:style>
   <w:style w:type="character" w:customStyle="1" w:styleId="BodyTextChar">
     <w:name w:val="Body Text Char"/>
@@ -1097,6 +1320,9 @@
     <w:link w:val="BodyText"/>
     <w:uiPriority w:val="99"/>
     <w:rsid w:val="00AA1D8D"/>
+    <w:rPr>
+      <w:rFonts w:ascii="Arial" w:hAnsi="Arial"/>
+    </w:rPr>
   </w:style>
   <w:style w:type="paragraph" w:styleId="BodyText2">
     <w:name w:val="Body Text 2"/>
@@ -1108,6 +1334,9 @@
     <w:pPr>
       <w:spacing w:after="120" w:line="480" w:lineRule="auto"/>
     </w:pPr>
+    <w:rPr>
+      <w:rFonts w:ascii="Arial" w:hAnsi="Arial"/>
+    </w:rPr>
   </w:style>
   <w:style w:type="character" w:customStyle="1" w:styleId="BodyText2Char">
     <w:name w:val="Body Text 2 Char"/>
@@ -1115,6 +1344,9 @@
     <w:link w:val="BodyText2"/>
     <w:uiPriority w:val="99"/>
     <w:rsid w:val="00AA1D8D"/>
+    <w:rPr>
+      <w:rFonts w:ascii="Arial" w:hAnsi="Arial"/>
+    </w:rPr>
   </w:style>
   <w:style w:type="paragraph" w:styleId="BodyText3">
     <w:name w:val="Body Text 3"/>
@@ -1127,6 +1359,7 @@
       <w:spacing w:after="120"/>
     </w:pPr>
     <w:rPr>
+      <w:rFonts w:ascii="Arial" w:hAnsi="Arial"/>
       <w:sz w:val="16"/>
       <w:szCs w:val="16"/>
     </w:rPr>
@@ -1138,6 +1371,7 @@
     <w:uiPriority w:val="99"/>
     <w:rsid w:val="00AA1D8D"/>
     <w:rPr>
+      <w:rFonts w:ascii="Arial" w:hAnsi="Arial"/>
       <w:sz w:val="16"/>
       <w:szCs w:val="16"/>
     </w:rPr>
@@ -1152,6 +1386,9 @@
       <w:ind w:left="360" w:hanging="360"/>
       <w:contextualSpacing/>
     </w:pPr>
+    <w:rPr>
+      <w:rFonts w:ascii="Arial" w:hAnsi="Arial"/>
+    </w:rPr>
   </w:style>
   <w:style w:type="paragraph" w:styleId="List2">
     <w:name w:val="List 2"/>
@@ -1163,6 +1400,9 @@
       <w:ind w:left="720" w:hanging="360"/>
       <w:contextualSpacing/>
     </w:pPr>
+    <w:rPr>
+      <w:rFonts w:ascii="Arial" w:hAnsi="Arial"/>
+    </w:rPr>
   </w:style>
   <w:style w:type="paragraph" w:styleId="List3">
     <w:name w:val="List 3"/>
@@ -1174,6 +1414,9 @@
       <w:ind w:left="1080" w:hanging="360"/>
       <w:contextualSpacing/>
     </w:pPr>
+    <w:rPr>
+      <w:rFonts w:ascii="Arial" w:hAnsi="Arial"/>
+    </w:rPr>
   </w:style>
   <w:style w:type="paragraph" w:styleId="ListBullet">
     <w:name w:val="List Bullet"/>
@@ -1187,6 +1430,9 @@
       </w:numPr>
       <w:contextualSpacing/>
     </w:pPr>
+    <w:rPr>
+      <w:rFonts w:ascii="Arial" w:hAnsi="Arial"/>
+    </w:rPr>
   </w:style>
   <w:style w:type="paragraph" w:styleId="ListBullet2">
     <w:name w:val="List Bullet 2"/>
@@ -1200,6 +1446,9 @@
       </w:numPr>
       <w:contextualSpacing/>
     </w:pPr>
+    <w:rPr>
+      <w:rFonts w:ascii="Arial" w:hAnsi="Arial"/>
+    </w:rPr>
   </w:style>
   <w:style w:type="paragraph" w:styleId="ListBullet3">
     <w:name w:val="List Bullet 3"/>
@@ -1213,6 +1462,9 @@
       </w:numPr>
       <w:contextualSpacing/>
     </w:pPr>
+    <w:rPr>
+      <w:rFonts w:ascii="Arial" w:hAnsi="Arial"/>
+    </w:rPr>
   </w:style>
   <w:style w:type="paragraph" w:styleId="ListNumber">
     <w:name w:val="List Number"/>
@@ -1226,6 +1478,9 @@
       </w:numPr>
       <w:contextualSpacing/>
     </w:pPr>
+    <w:rPr>
+      <w:rFonts w:ascii="Arial" w:hAnsi="Arial"/>
+    </w:rPr>
   </w:style>
   <w:style w:type="paragraph" w:styleId="ListNumber2">
     <w:name w:val="List Number 2"/>
@@ -1239,6 +1494,9 @@
       </w:numPr>
       <w:contextualSpacing/>
     </w:pPr>
+    <w:rPr>
+      <w:rFonts w:ascii="Arial" w:hAnsi="Arial"/>
+    </w:rPr>
   </w:style>
   <w:style w:type="paragraph" w:styleId="ListNumber3">
     <w:name w:val="List Number 3"/>
@@ -1252,6 +1510,9 @@
       </w:numPr>
       <w:contextualSpacing/>
     </w:pPr>
+    <w:rPr>
+      <w:rFonts w:ascii="Arial" w:hAnsi="Arial"/>
+    </w:rPr>
   </w:style>
   <w:style w:type="paragraph" w:styleId="ListContinue">
     <w:name w:val="List Continue"/>
@@ -1264,6 +1525,9 @@
       <w:ind w:left="360"/>
       <w:contextualSpacing/>
     </w:pPr>
+    <w:rPr>
+      <w:rFonts w:ascii="Arial" w:hAnsi="Arial"/>
+    </w:rPr>
   </w:style>
   <w:style w:type="paragraph" w:styleId="ListContinue2">
     <w:name w:val="List Continue 2"/>
@@ -1276,6 +1540,9 @@
       <w:ind w:left="720"/>
       <w:contextualSpacing/>
     </w:pPr>
+    <w:rPr>
+      <w:rFonts w:ascii="Arial" w:hAnsi="Arial"/>
+    </w:rPr>
   </w:style>
   <w:style w:type="paragraph" w:styleId="ListContinue3">
     <w:name w:val="List Continue 3"/>
@@ -1288,6 +1555,9 @@
       <w:ind w:left="1080"/>
       <w:contextualSpacing/>
     </w:pPr>
+    <w:rPr>
+      <w:rFonts w:ascii="Arial" w:hAnsi="Arial"/>
+    </w:rPr>
   </w:style>
   <w:style w:type="paragraph" w:styleId="MacroText">
     <w:name w:val="macro"/>
@@ -1307,7 +1577,7 @@
       </w:tabs>
     </w:pPr>
     <w:rPr>
-      <w:rFonts w:ascii="Courier" w:hAnsi="Courier"/>
+      <w:rFonts w:ascii="Arial" w:hAnsi="Arial"/>
       <w:sz w:val="20"/>
       <w:szCs w:val="20"/>
     </w:rPr>
@@ -1319,7 +1589,7 @@
     <w:uiPriority w:val="99"/>
     <w:rsid w:val="0029639D"/>
     <w:rPr>
-      <w:rFonts w:ascii="Courier" w:hAnsi="Courier"/>
+      <w:rFonts w:ascii="Arial" w:hAnsi="Arial"/>
       <w:sz w:val="20"/>
       <w:szCs w:val="20"/>
     </w:rPr>
@@ -1333,6 +1603,7 @@
     <w:qFormat/>
     <w:rsid w:val="00FC693F"/>
     <w:rPr>
+      <w:rFonts w:ascii="Arial" w:hAnsi="Arial"/>
       <w:i/>
       <w:iCs/>
       <w:color w:val="000000" w:themeColor="text1"/>
@@ -1345,6 +1616,7 @@
     <w:uiPriority w:val="29"/>
     <w:rsid w:val="00FC693F"/>
     <w:rPr>
+      <w:rFonts w:ascii="Arial" w:hAnsi="Arial"/>
       <w:i/>
       <w:iCs/>
       <w:color w:val="000000" w:themeColor="text1"/>
@@ -1358,7 +1630,7 @@
     <w:semiHidden/>
     <w:rsid w:val="00FC693F"/>
     <w:rPr>
-      <w:rFonts w:asciiTheme="majorHAnsi" w:eastAsiaTheme="majorEastAsia" w:hAnsiTheme="majorHAnsi" w:cstheme="majorBidi"/>
+      <w:rFonts w:asciiTheme="majorHAnsi" w:eastAsiaTheme="majorEastAsia" w:hAnsiTheme="majorHAnsi" w:cstheme="majorBidi" w:ascii="Arial" w:hAnsi="Arial"/>
       <w:b/>
       <w:bCs/>
       <w:i/>
@@ -1374,7 +1646,7 @@
     <w:semiHidden/>
     <w:rsid w:val="00FC693F"/>
     <w:rPr>
-      <w:rFonts w:asciiTheme="majorHAnsi" w:eastAsiaTheme="majorEastAsia" w:hAnsiTheme="majorHAnsi" w:cstheme="majorBidi"/>
+      <w:rFonts w:asciiTheme="majorHAnsi" w:eastAsiaTheme="majorEastAsia" w:hAnsiTheme="majorHAnsi" w:cstheme="majorBidi" w:ascii="Arial" w:hAnsi="Arial"/>
       <w:color w:val="243F60" w:themeColor="accent1" w:themeShade="7F"/>
     </w:rPr>
   </w:style>
@@ -1386,7 +1658,7 @@
     <w:semiHidden/>
     <w:rsid w:val="00FC693F"/>
     <w:rPr>
-      <w:rFonts w:asciiTheme="majorHAnsi" w:eastAsiaTheme="majorEastAsia" w:hAnsiTheme="majorHAnsi" w:cstheme="majorBidi"/>
+      <w:rFonts w:asciiTheme="majorHAnsi" w:eastAsiaTheme="majorEastAsia" w:hAnsiTheme="majorHAnsi" w:cstheme="majorBidi" w:ascii="Arial" w:hAnsi="Arial"/>
       <w:i/>
       <w:iCs/>
       <w:color w:val="243F60" w:themeColor="accent1" w:themeShade="7F"/>
@@ -1400,7 +1672,7 @@
     <w:semiHidden/>
     <w:rsid w:val="00FC693F"/>
     <w:rPr>
-      <w:rFonts w:asciiTheme="majorHAnsi" w:eastAsiaTheme="majorEastAsia" w:hAnsiTheme="majorHAnsi" w:cstheme="majorBidi"/>
+      <w:rFonts w:asciiTheme="majorHAnsi" w:eastAsiaTheme="majorEastAsia" w:hAnsiTheme="majorHAnsi" w:cstheme="majorBidi" w:ascii="Arial" w:hAnsi="Arial"/>
       <w:i/>
       <w:iCs/>
       <w:color w:val="404040" w:themeColor="text1" w:themeTint="BF"/>
@@ -1414,7 +1686,7 @@
     <w:semiHidden/>
     <w:rsid w:val="00FC693F"/>
     <w:rPr>
-      <w:rFonts w:asciiTheme="majorHAnsi" w:eastAsiaTheme="majorEastAsia" w:hAnsiTheme="majorHAnsi" w:cstheme="majorBidi"/>
+      <w:rFonts w:asciiTheme="majorHAnsi" w:eastAsiaTheme="majorEastAsia" w:hAnsiTheme="majorHAnsi" w:cstheme="majorBidi" w:ascii="Arial" w:hAnsi="Arial"/>
       <w:color w:val="4F81BD" w:themeColor="accent1"/>
       <w:sz w:val="20"/>
       <w:szCs w:val="20"/>
@@ -1428,7 +1700,7 @@
     <w:semiHidden/>
     <w:rsid w:val="00FC693F"/>
     <w:rPr>
-      <w:rFonts w:asciiTheme="majorHAnsi" w:eastAsiaTheme="majorEastAsia" w:hAnsiTheme="majorHAnsi" w:cstheme="majorBidi"/>
+      <w:rFonts w:asciiTheme="majorHAnsi" w:eastAsiaTheme="majorEastAsia" w:hAnsiTheme="majorHAnsi" w:cstheme="majorBidi" w:ascii="Arial" w:hAnsi="Arial"/>
       <w:i/>
       <w:iCs/>
       <w:color w:val="404040" w:themeColor="text1" w:themeTint="BF"/>
@@ -1449,6 +1721,7 @@
       <w:spacing w:line="240" w:lineRule="auto"/>
     </w:pPr>
     <w:rPr>
+      <w:rFonts w:ascii="Arial" w:hAnsi="Arial"/>
       <w:b/>
       <w:bCs/>
       <w:color w:val="4F81BD" w:themeColor="accent1"/>
@@ -1463,6 +1736,7 @@
     <w:qFormat/>
     <w:rsid w:val="00FC693F"/>
     <w:rPr>
+      <w:rFonts w:ascii="Arial" w:hAnsi="Arial"/>
       <w:b/>
       <w:bCs/>
     </w:rPr>
@@ -1474,6 +1748,7 @@
     <w:qFormat/>
     <w:rsid w:val="00FC693F"/>
     <w:rPr>
+      <w:rFonts w:ascii="Arial" w:hAnsi="Arial"/>
       <w:i/>
       <w:iCs/>
     </w:rPr>
@@ -1494,6 +1769,7 @@
       <w:ind w:left="936" w:right="936"/>
     </w:pPr>
     <w:rPr>
+      <w:rFonts w:ascii="Arial" w:hAnsi="Arial"/>
       <w:b/>
       <w:bCs/>
       <w:i/>
@@ -1508,6 +1784,7 @@
     <w:uiPriority w:val="30"/>
     <w:rsid w:val="00FC693F"/>
     <w:rPr>
+      <w:rFonts w:ascii="Arial" w:hAnsi="Arial"/>
       <w:b/>
       <w:bCs/>
       <w:i/>
@@ -1522,6 +1799,7 @@
     <w:qFormat/>
     <w:rsid w:val="00FC693F"/>
     <w:rPr>
+      <w:rFonts w:ascii="Arial" w:hAnsi="Arial"/>
       <w:i/>
       <w:iCs/>
       <w:color w:val="808080" w:themeColor="text1" w:themeTint="7F"/>
@@ -1534,6 +1812,7 @@
     <w:qFormat/>
     <w:rsid w:val="00FC693F"/>
     <w:rPr>
+      <w:rFonts w:ascii="Arial" w:hAnsi="Arial"/>
       <w:b/>
       <w:bCs/>
       <w:i/>
@@ -1548,6 +1827,7 @@
     <w:qFormat/>
     <w:rsid w:val="00FC693F"/>
     <w:rPr>
+      <w:rFonts w:ascii="Arial" w:hAnsi="Arial"/>
       <w:smallCaps/>
       <w:color w:val="C0504D" w:themeColor="accent2"/>
       <w:u w:val="single"/>
@@ -1560,6 +1840,7 @@
     <w:qFormat/>
     <w:rsid w:val="00FC693F"/>
     <w:rPr>
+      <w:rFonts w:ascii="Arial" w:hAnsi="Arial"/>
       <w:b/>
       <w:bCs/>
       <w:smallCaps/>
@@ -1575,6 +1856,7 @@
     <w:qFormat/>
     <w:rsid w:val="00FC693F"/>
     <w:rPr>
+      <w:rFonts w:ascii="Arial" w:hAnsi="Arial"/>
       <w:b/>
       <w:bCs/>
       <w:smallCaps/>
@@ -1593,6 +1875,9 @@
     <w:pPr>
       <w:outlineLvl w:val="9"/>
     </w:pPr>
+    <w:rPr>
+      <w:rFonts w:ascii="Arial" w:hAnsi="Arial"/>
+    </w:rPr>
   </w:style>
   <w:style w:type="table" w:styleId="TableGrid">
     <w:name w:val="Table Grid"/>
@@ -1602,6 +1887,9 @@
     <w:pPr>
       <w:spacing w:after="0" w:line="240" w:lineRule="auto"/>
     </w:pPr>
+    <w:rPr>
+      <w:rFonts w:ascii="Arial" w:hAnsi="Arial"/>
+    </w:rPr>
     <w:tblPr>
       <w:tblInd w:w="0" w:type="dxa"/>
       <w:tblBorders>
@@ -1629,6 +1917,7 @@
       <w:spacing w:after="0" w:line="240" w:lineRule="auto"/>
     </w:pPr>
     <w:rPr>
+      <w:rFonts w:ascii="Arial" w:hAnsi="Arial"/>
       <w:color w:val="000000" w:themeColor="text1" w:themeShade="BF"/>
     </w:rPr>
     <w:tblPr>
@@ -1732,6 +2021,7 @@
       <w:spacing w:after="0" w:line="240" w:lineRule="auto"/>
     </w:pPr>
     <w:rPr>
+      <w:rFonts w:ascii="Arial" w:hAnsi="Arial"/>
       <w:color w:val="365F91" w:themeColor="accent1" w:themeShade="BF"/>
     </w:rPr>
     <w:tblPr>
@@ -1835,6 +2125,7 @@
       <w:spacing w:after="0" w:line="240" w:lineRule="auto"/>
     </w:pPr>
     <w:rPr>
+      <w:rFonts w:ascii="Arial" w:hAnsi="Arial"/>
       <w:color w:val="943634" w:themeColor="accent2" w:themeShade="BF"/>
     </w:rPr>
     <w:tblPr>
@@ -1938,6 +2229,7 @@
       <w:spacing w:after="0" w:line="240" w:lineRule="auto"/>
     </w:pPr>
     <w:rPr>
+      <w:rFonts w:ascii="Arial" w:hAnsi="Arial"/>
       <w:color w:val="76923C" w:themeColor="accent3" w:themeShade="BF"/>
     </w:rPr>
     <w:tblPr>
@@ -2041,6 +2333,7 @@
       <w:spacing w:after="0" w:line="240" w:lineRule="auto"/>
     </w:pPr>
     <w:rPr>
+      <w:rFonts w:ascii="Arial" w:hAnsi="Arial"/>
       <w:color w:val="5F497A" w:themeColor="accent4" w:themeShade="BF"/>
     </w:rPr>
     <w:tblPr>
@@ -2144,6 +2437,7 @@
       <w:spacing w:after="0" w:line="240" w:lineRule="auto"/>
     </w:pPr>
     <w:rPr>
+      <w:rFonts w:ascii="Arial" w:hAnsi="Arial"/>
       <w:color w:val="31849B" w:themeColor="accent5" w:themeShade="BF"/>
     </w:rPr>
     <w:tblPr>
@@ -2247,6 +2541,7 @@
       <w:spacing w:after="0" w:line="240" w:lineRule="auto"/>
     </w:pPr>
     <w:rPr>
+      <w:rFonts w:ascii="Arial" w:hAnsi="Arial"/>
       <w:color w:val="E36C0A" w:themeColor="accent6" w:themeShade="BF"/>
     </w:rPr>
     <w:tblPr>
@@ -2349,6 +2644,9 @@
     <w:pPr>
       <w:spacing w:after="0" w:line="240" w:lineRule="auto"/>
     </w:pPr>
+    <w:rPr>
+      <w:rFonts w:ascii="Arial" w:hAnsi="Arial"/>
+    </w:rPr>
     <w:tblPr>
       <w:tblStyleRowBandSize w:val="1"/>
       <w:tblStyleColBandSize w:val="1"/>
@@ -2441,6 +2739,9 @@
     <w:pPr>
       <w:spacing w:after="0" w:line="240" w:lineRule="auto"/>
     </w:pPr>
+    <w:rPr>
+      <w:rFonts w:ascii="Arial" w:hAnsi="Arial"/>
+    </w:rPr>
     <w:tblPr>
       <w:tblStyleRowBandSize w:val="1"/>
       <w:tblStyleColBandSize w:val="1"/>
@@ -2533,6 +2834,9 @@
     <w:pPr>
       <w:spacing w:after="0" w:line="240" w:lineRule="auto"/>
     </w:pPr>
+    <w:rPr>
+      <w:rFonts w:ascii="Arial" w:hAnsi="Arial"/>
+    </w:rPr>
     <w:tblPr>
       <w:tblStyleRowBandSize w:val="1"/>
       <w:tblStyleColBandSize w:val="1"/>
@@ -2625,6 +2929,9 @@
     <w:pPr>
       <w:spacing w:after="0" w:line="240" w:lineRule="auto"/>
     </w:pPr>
+    <w:rPr>
+      <w:rFonts w:ascii="Arial" w:hAnsi="Arial"/>
+    </w:rPr>
     <w:tblPr>
       <w:tblStyleRowBandSize w:val="1"/>
       <w:tblStyleColBandSize w:val="1"/>
@@ -2717,6 +3024,9 @@
     <w:pPr>
       <w:spacing w:after="0" w:line="240" w:lineRule="auto"/>
     </w:pPr>
+    <w:rPr>
+      <w:rFonts w:ascii="Arial" w:hAnsi="Arial"/>
+    </w:rPr>
     <w:tblPr>
       <w:tblStyleRowBandSize w:val="1"/>
       <w:tblStyleColBandSize w:val="1"/>
@@ -2809,6 +3119,9 @@
     <w:pPr>
       <w:spacing w:after="0" w:line="240" w:lineRule="auto"/>
     </w:pPr>
+    <w:rPr>
+      <w:rFonts w:ascii="Arial" w:hAnsi="Arial"/>
+    </w:rPr>
     <w:tblPr>
       <w:tblStyleRowBandSize w:val="1"/>
       <w:tblStyleColBandSize w:val="1"/>
@@ -2901,6 +3214,9 @@
     <w:pPr>
       <w:spacing w:after="0" w:line="240" w:lineRule="auto"/>
     </w:pPr>
+    <w:rPr>
+      <w:rFonts w:ascii="Arial" w:hAnsi="Arial"/>
+    </w:rPr>
     <w:tblPr>
       <w:tblStyleRowBandSize w:val="1"/>
       <w:tblStyleColBandSize w:val="1"/>
@@ -2993,6 +3309,9 @@
     <w:pPr>
       <w:spacing w:after="0" w:line="240" w:lineRule="auto"/>
     </w:pPr>
+    <w:rPr>
+      <w:rFonts w:ascii="Arial" w:hAnsi="Arial"/>
+    </w:rPr>
     <w:tblPr>
       <w:tblStyleRowBandSize w:val="1"/>
       <w:tblStyleColBandSize w:val="1"/>
@@ -3123,6 +3442,9 @@
     <w:pPr>
       <w:spacing w:after="0" w:line="240" w:lineRule="auto"/>
     </w:pPr>
+    <w:rPr>
+      <w:rFonts w:ascii="Arial" w:hAnsi="Arial"/>
+    </w:rPr>
     <w:tblPr>
       <w:tblStyleRowBandSize w:val="1"/>
       <w:tblStyleColBandSize w:val="1"/>
@@ -3253,6 +3575,9 @@
     <w:pPr>
       <w:spacing w:after="0" w:line="240" w:lineRule="auto"/>
     </w:pPr>
+    <w:rPr>
+      <w:rFonts w:ascii="Arial" w:hAnsi="Arial"/>
+    </w:rPr>
     <w:tblPr>
       <w:tblStyleRowBandSize w:val="1"/>
       <w:tblStyleColBandSize w:val="1"/>
@@ -3383,6 +3708,9 @@
     <w:pPr>
       <w:spacing w:after="0" w:line="240" w:lineRule="auto"/>
     </w:pPr>
+    <w:rPr>
+      <w:rFonts w:ascii="Arial" w:hAnsi="Arial"/>
+    </w:rPr>
     <w:tblPr>
       <w:tblStyleRowBandSize w:val="1"/>
       <w:tblStyleColBandSize w:val="1"/>
@@ -3513,6 +3841,9 @@
     <w:pPr>
       <w:spacing w:after="0" w:line="240" w:lineRule="auto"/>
     </w:pPr>
+    <w:rPr>
+      <w:rFonts w:ascii="Arial" w:hAnsi="Arial"/>
+    </w:rPr>
     <w:tblPr>
       <w:tblStyleRowBandSize w:val="1"/>
       <w:tblStyleColBandSize w:val="1"/>
@@ -3643,6 +3974,9 @@
     <w:pPr>
       <w:spacing w:after="0" w:line="240" w:lineRule="auto"/>
     </w:pPr>
+    <w:rPr>
+      <w:rFonts w:ascii="Arial" w:hAnsi="Arial"/>
+    </w:rPr>
     <w:tblPr>
       <w:tblStyleRowBandSize w:val="1"/>
       <w:tblStyleColBandSize w:val="1"/>
@@ -3773,6 +4107,9 @@
     <w:pPr>
       <w:spacing w:after="0" w:line="240" w:lineRule="auto"/>
     </w:pPr>
+    <w:rPr>
+      <w:rFonts w:ascii="Arial" w:hAnsi="Arial"/>
+    </w:rPr>
     <w:tblPr>
       <w:tblStyleRowBandSize w:val="1"/>
       <w:tblStyleColBandSize w:val="1"/>
@@ -3903,6 +4240,9 @@
     <w:pPr>
       <w:spacing w:after="0" w:line="240" w:lineRule="auto"/>
     </w:pPr>
+    <w:rPr>
+      <w:rFonts w:ascii="Arial" w:hAnsi="Arial"/>
+    </w:rPr>
     <w:tblPr>
       <w:tblStyleRowBandSize w:val="1"/>
       <w:tblStyleColBandSize w:val="1"/>
@@ -4009,6 +4349,9 @@
     <w:pPr>
       <w:spacing w:after="0" w:line="240" w:lineRule="auto"/>
     </w:pPr>
+    <w:rPr>
+      <w:rFonts w:ascii="Arial" w:hAnsi="Arial"/>
+    </w:rPr>
     <w:tblPr>
       <w:tblStyleRowBandSize w:val="1"/>
       <w:tblStyleColBandSize w:val="1"/>
@@ -4115,6 +4458,9 @@
     <w:pPr>
       <w:spacing w:after="0" w:line="240" w:lineRule="auto"/>
     </w:pPr>
+    <w:rPr>
+      <w:rFonts w:ascii="Arial" w:hAnsi="Arial"/>
+    </w:rPr>
     <w:tblPr>
       <w:tblStyleRowBandSize w:val="1"/>
       <w:tblStyleColBandSize w:val="1"/>
@@ -4221,6 +4567,9 @@
     <w:pPr>
       <w:spacing w:after="0" w:line="240" w:lineRule="auto"/>
     </w:pPr>
+    <w:rPr>
+      <w:rFonts w:ascii="Arial" w:hAnsi="Arial"/>
+    </w:rPr>
     <w:tblPr>
       <w:tblStyleRowBandSize w:val="1"/>
       <w:tblStyleColBandSize w:val="1"/>
@@ -4327,6 +4676,9 @@
     <w:pPr>
       <w:spacing w:after="0" w:line="240" w:lineRule="auto"/>
     </w:pPr>
+    <w:rPr>
+      <w:rFonts w:ascii="Arial" w:hAnsi="Arial"/>
+    </w:rPr>
     <w:tblPr>
       <w:tblStyleRowBandSize w:val="1"/>
       <w:tblStyleColBandSize w:val="1"/>
@@ -4433,6 +4785,9 @@
     <w:pPr>
       <w:spacing w:after="0" w:line="240" w:lineRule="auto"/>
     </w:pPr>
+    <w:rPr>
+      <w:rFonts w:ascii="Arial" w:hAnsi="Arial"/>
+    </w:rPr>
     <w:tblPr>
       <w:tblStyleRowBandSize w:val="1"/>
       <w:tblStyleColBandSize w:val="1"/>
@@ -4539,6 +4894,9 @@
     <w:pPr>
       <w:spacing w:after="0" w:line="240" w:lineRule="auto"/>
     </w:pPr>
+    <w:rPr>
+      <w:rFonts w:ascii="Arial" w:hAnsi="Arial"/>
+    </w:rPr>
     <w:tblPr>
       <w:tblStyleRowBandSize w:val="1"/>
       <w:tblStyleColBandSize w:val="1"/>
@@ -4645,6 +5003,9 @@
     <w:pPr>
       <w:spacing w:after="0" w:line="240" w:lineRule="auto"/>
     </w:pPr>
+    <w:rPr>
+      <w:rFonts w:ascii="Arial" w:hAnsi="Arial"/>
+    </w:rPr>
     <w:tblPr>
       <w:tblStyleRowBandSize w:val="1"/>
       <w:tblStyleColBandSize w:val="1"/>
@@ -4794,6 +5155,9 @@
     <w:pPr>
       <w:spacing w:after="0" w:line="240" w:lineRule="auto"/>
     </w:pPr>
+    <w:rPr>
+      <w:rFonts w:ascii="Arial" w:hAnsi="Arial"/>
+    </w:rPr>
     <w:tblPr>
       <w:tblStyleRowBandSize w:val="1"/>
       <w:tblStyleColBandSize w:val="1"/>
@@ -4943,6 +5307,9 @@
     <w:pPr>
       <w:spacing w:after="0" w:line="240" w:lineRule="auto"/>
     </w:pPr>
+    <w:rPr>
+      <w:rFonts w:ascii="Arial" w:hAnsi="Arial"/>
+    </w:rPr>
     <w:tblPr>
       <w:tblStyleRowBandSize w:val="1"/>
       <w:tblStyleColBandSize w:val="1"/>
@@ -5092,6 +5459,9 @@
     <w:pPr>
       <w:spacing w:after="0" w:line="240" w:lineRule="auto"/>
     </w:pPr>
+    <w:rPr>
+      <w:rFonts w:ascii="Arial" w:hAnsi="Arial"/>
+    </w:rPr>
     <w:tblPr>
       <w:tblStyleRowBandSize w:val="1"/>
       <w:tblStyleColBandSize w:val="1"/>
@@ -5241,6 +5611,9 @@
     <w:pPr>
       <w:spacing w:after="0" w:line="240" w:lineRule="auto"/>
     </w:pPr>
+    <w:rPr>
+      <w:rFonts w:ascii="Arial" w:hAnsi="Arial"/>
+    </w:rPr>
     <w:tblPr>
       <w:tblStyleRowBandSize w:val="1"/>
       <w:tblStyleColBandSize w:val="1"/>
@@ -5390,6 +5763,9 @@
     <w:pPr>
       <w:spacing w:after="0" w:line="240" w:lineRule="auto"/>
     </w:pPr>
+    <w:rPr>
+      <w:rFonts w:ascii="Arial" w:hAnsi="Arial"/>
+    </w:rPr>
     <w:tblPr>
       <w:tblStyleRowBandSize w:val="1"/>
       <w:tblStyleColBandSize w:val="1"/>
@@ -5539,6 +5915,9 @@
     <w:pPr>
       <w:spacing w:after="0" w:line="240" w:lineRule="auto"/>
     </w:pPr>
+    <w:rPr>
+      <w:rFonts w:ascii="Arial" w:hAnsi="Arial"/>
+    </w:rPr>
     <w:tblPr>
       <w:tblStyleRowBandSize w:val="1"/>
       <w:tblStyleColBandSize w:val="1"/>
@@ -5689,6 +6068,7 @@
       <w:spacing w:after="0" w:line="240" w:lineRule="auto"/>
     </w:pPr>
     <w:rPr>
+      <w:rFonts w:ascii="Arial" w:hAnsi="Arial"/>
       <w:color w:val="000000" w:themeColor="text1"/>
     </w:rPr>
     <w:tblPr>
@@ -5773,6 +6153,7 @@
       <w:spacing w:after="0" w:line="240" w:lineRule="auto"/>
     </w:pPr>
     <w:rPr>
+      <w:rFonts w:ascii="Arial" w:hAnsi="Arial"/>
       <w:color w:val="000000" w:themeColor="text1"/>
     </w:rPr>
     <w:tblPr>
@@ -5857,6 +6238,7 @@
       <w:spacing w:after="0" w:line="240" w:lineRule="auto"/>
     </w:pPr>
     <w:rPr>
+      <w:rFonts w:ascii="Arial" w:hAnsi="Arial"/>
       <w:color w:val="000000" w:themeColor="text1"/>
     </w:rPr>
     <w:tblPr>
@@ -5941,6 +6323,7 @@
       <w:spacing w:after="0" w:line="240" w:lineRule="auto"/>
     </w:pPr>
     <w:rPr>
+      <w:rFonts w:ascii="Arial" w:hAnsi="Arial"/>
       <w:color w:val="000000" w:themeColor="text1"/>
     </w:rPr>
     <w:tblPr>
@@ -6025,6 +6408,7 @@
       <w:spacing w:after="0" w:line="240" w:lineRule="auto"/>
     </w:pPr>
     <w:rPr>
+      <w:rFonts w:ascii="Arial" w:hAnsi="Arial"/>
       <w:color w:val="000000" w:themeColor="text1"/>
     </w:rPr>
     <w:tblPr>
@@ -6109,6 +6493,7 @@
       <w:spacing w:after="0" w:line="240" w:lineRule="auto"/>
     </w:pPr>
     <w:rPr>
+      <w:rFonts w:ascii="Arial" w:hAnsi="Arial"/>
       <w:color w:val="000000" w:themeColor="text1"/>
     </w:rPr>
     <w:tblPr>
@@ -6193,6 +6578,7 @@
       <w:spacing w:after="0" w:line="240" w:lineRule="auto"/>
     </w:pPr>
     <w:rPr>
+      <w:rFonts w:ascii="Arial" w:hAnsi="Arial"/>
       <w:color w:val="000000" w:themeColor="text1"/>
     </w:rPr>
     <w:tblPr>
@@ -6277,7 +6663,7 @@
       <w:spacing w:after="0" w:line="240" w:lineRule="auto"/>
     </w:pPr>
     <w:rPr>
-      <w:rFonts w:asciiTheme="majorHAnsi" w:eastAsiaTheme="majorEastAsia" w:hAnsiTheme="majorHAnsi" w:cstheme="majorBidi"/>
+      <w:rFonts w:asciiTheme="majorHAnsi" w:eastAsiaTheme="majorEastAsia" w:hAnsiTheme="majorHAnsi" w:cstheme="majorBidi" w:ascii="Arial" w:hAnsi="Arial"/>
       <w:color w:val="000000" w:themeColor="text1"/>
     </w:rPr>
     <w:tblPr>
@@ -6405,7 +6791,7 @@
       <w:spacing w:after="0" w:line="240" w:lineRule="auto"/>
     </w:pPr>
     <w:rPr>
-      <w:rFonts w:asciiTheme="majorHAnsi" w:eastAsiaTheme="majorEastAsia" w:hAnsiTheme="majorHAnsi" w:cstheme="majorBidi"/>
+      <w:rFonts w:asciiTheme="majorHAnsi" w:eastAsiaTheme="majorEastAsia" w:hAnsiTheme="majorHAnsi" w:cstheme="majorBidi" w:ascii="Arial" w:hAnsi="Arial"/>
       <w:color w:val="000000" w:themeColor="text1"/>
     </w:rPr>
     <w:tblPr>
@@ -6533,7 +6919,7 @@
       <w:spacing w:after="0" w:line="240" w:lineRule="auto"/>
     </w:pPr>
     <w:rPr>
-      <w:rFonts w:asciiTheme="majorHAnsi" w:eastAsiaTheme="majorEastAsia" w:hAnsiTheme="majorHAnsi" w:cstheme="majorBidi"/>
+      <w:rFonts w:asciiTheme="majorHAnsi" w:eastAsiaTheme="majorEastAsia" w:hAnsiTheme="majorHAnsi" w:cstheme="majorBidi" w:ascii="Arial" w:hAnsi="Arial"/>
       <w:color w:val="000000" w:themeColor="text1"/>
     </w:rPr>
     <w:tblPr>
@@ -6661,7 +7047,7 @@
       <w:spacing w:after="0" w:line="240" w:lineRule="auto"/>
     </w:pPr>
     <w:rPr>
-      <w:rFonts w:asciiTheme="majorHAnsi" w:eastAsiaTheme="majorEastAsia" w:hAnsiTheme="majorHAnsi" w:cstheme="majorBidi"/>
+      <w:rFonts w:asciiTheme="majorHAnsi" w:eastAsiaTheme="majorEastAsia" w:hAnsiTheme="majorHAnsi" w:cstheme="majorBidi" w:ascii="Arial" w:hAnsi="Arial"/>
       <w:color w:val="000000" w:themeColor="text1"/>
     </w:rPr>
     <w:tblPr>
@@ -6789,7 +7175,7 @@
       <w:spacing w:after="0" w:line="240" w:lineRule="auto"/>
     </w:pPr>
     <w:rPr>
-      <w:rFonts w:asciiTheme="majorHAnsi" w:eastAsiaTheme="majorEastAsia" w:hAnsiTheme="majorHAnsi" w:cstheme="majorBidi"/>
+      <w:rFonts w:asciiTheme="majorHAnsi" w:eastAsiaTheme="majorEastAsia" w:hAnsiTheme="majorHAnsi" w:cstheme="majorBidi" w:ascii="Arial" w:hAnsi="Arial"/>
       <w:color w:val="000000" w:themeColor="text1"/>
     </w:rPr>
     <w:tblPr>
@@ -6917,7 +7303,7 @@
       <w:spacing w:after="0" w:line="240" w:lineRule="auto"/>
     </w:pPr>
     <w:rPr>
-      <w:rFonts w:asciiTheme="majorHAnsi" w:eastAsiaTheme="majorEastAsia" w:hAnsiTheme="majorHAnsi" w:cstheme="majorBidi"/>
+      <w:rFonts w:asciiTheme="majorHAnsi" w:eastAsiaTheme="majorEastAsia" w:hAnsiTheme="majorHAnsi" w:cstheme="majorBidi" w:ascii="Arial" w:hAnsi="Arial"/>
       <w:color w:val="000000" w:themeColor="text1"/>
     </w:rPr>
     <w:tblPr>
@@ -7045,7 +7431,7 @@
       <w:spacing w:after="0" w:line="240" w:lineRule="auto"/>
     </w:pPr>
     <w:rPr>
-      <w:rFonts w:asciiTheme="majorHAnsi" w:eastAsiaTheme="majorEastAsia" w:hAnsiTheme="majorHAnsi" w:cstheme="majorBidi"/>
+      <w:rFonts w:asciiTheme="majorHAnsi" w:eastAsiaTheme="majorEastAsia" w:hAnsiTheme="majorHAnsi" w:cstheme="majorBidi" w:ascii="Arial" w:hAnsi="Arial"/>
       <w:color w:val="000000" w:themeColor="text1"/>
     </w:rPr>
     <w:tblPr>
@@ -7172,6 +7558,9 @@
     <w:pPr>
       <w:spacing w:after="0" w:line="240" w:lineRule="auto"/>
     </w:pPr>
+    <w:rPr>
+      <w:rFonts w:ascii="Arial" w:hAnsi="Arial"/>
+    </w:rPr>
     <w:tblPr>
       <w:tblStyleRowBandSize w:val="1"/>
       <w:tblStyleColBandSize w:val="1"/>
@@ -7245,6 +7634,9 @@
     <w:pPr>
       <w:spacing w:after="0" w:line="240" w:lineRule="auto"/>
     </w:pPr>
+    <w:rPr>
+      <w:rFonts w:ascii="Arial" w:hAnsi="Arial"/>
+    </w:rPr>
     <w:tblPr>
       <w:tblStyleRowBandSize w:val="1"/>
       <w:tblStyleColBandSize w:val="1"/>
@@ -7318,6 +7710,9 @@
     <w:pPr>
       <w:spacing w:after="0" w:line="240" w:lineRule="auto"/>
     </w:pPr>
+    <w:rPr>
+      <w:rFonts w:ascii="Arial" w:hAnsi="Arial"/>
+    </w:rPr>
     <w:tblPr>
       <w:tblStyleRowBandSize w:val="1"/>
       <w:tblStyleColBandSize w:val="1"/>
@@ -7391,6 +7786,9 @@
     <w:pPr>
       <w:spacing w:after="0" w:line="240" w:lineRule="auto"/>
     </w:pPr>
+    <w:rPr>
+      <w:rFonts w:ascii="Arial" w:hAnsi="Arial"/>
+    </w:rPr>
     <w:tblPr>
       <w:tblStyleRowBandSize w:val="1"/>
       <w:tblStyleColBandSize w:val="1"/>
@@ -7464,6 +7862,9 @@
     <w:pPr>
       <w:spacing w:after="0" w:line="240" w:lineRule="auto"/>
     </w:pPr>
+    <w:rPr>
+      <w:rFonts w:ascii="Arial" w:hAnsi="Arial"/>
+    </w:rPr>
     <w:tblPr>
       <w:tblStyleRowBandSize w:val="1"/>
       <w:tblStyleColBandSize w:val="1"/>
@@ -7537,6 +7938,9 @@
     <w:pPr>
       <w:spacing w:after="0" w:line="240" w:lineRule="auto"/>
     </w:pPr>
+    <w:rPr>
+      <w:rFonts w:ascii="Arial" w:hAnsi="Arial"/>
+    </w:rPr>
     <w:tblPr>
       <w:tblStyleRowBandSize w:val="1"/>
       <w:tblStyleColBandSize w:val="1"/>
@@ -7610,6 +8014,9 @@
     <w:pPr>
       <w:spacing w:after="0" w:line="240" w:lineRule="auto"/>
     </w:pPr>
+    <w:rPr>
+      <w:rFonts w:ascii="Arial" w:hAnsi="Arial"/>
+    </w:rPr>
     <w:tblPr>
       <w:tblStyleRowBandSize w:val="1"/>
       <w:tblStyleColBandSize w:val="1"/>
@@ -7684,7 +8091,7 @@
       <w:spacing w:after="0" w:line="240" w:lineRule="auto"/>
     </w:pPr>
     <w:rPr>
-      <w:rFonts w:asciiTheme="majorHAnsi" w:eastAsiaTheme="majorEastAsia" w:hAnsiTheme="majorHAnsi" w:cstheme="majorBidi"/>
+      <w:rFonts w:asciiTheme="majorHAnsi" w:eastAsiaTheme="majorEastAsia" w:hAnsiTheme="majorHAnsi" w:cstheme="majorBidi" w:ascii="Arial" w:hAnsi="Arial"/>
       <w:color w:val="000000" w:themeColor="text1"/>
     </w:rPr>
     <w:tblPr>
@@ -7809,7 +8216,7 @@
       <w:spacing w:after="0" w:line="240" w:lineRule="auto"/>
     </w:pPr>
     <w:rPr>
-      <w:rFonts w:asciiTheme="majorHAnsi" w:eastAsiaTheme="majorEastAsia" w:hAnsiTheme="majorHAnsi" w:cstheme="majorBidi"/>
+      <w:rFonts w:asciiTheme="majorHAnsi" w:eastAsiaTheme="majorEastAsia" w:hAnsiTheme="majorHAnsi" w:cstheme="majorBidi" w:ascii="Arial" w:hAnsi="Arial"/>
       <w:color w:val="000000" w:themeColor="text1"/>
     </w:rPr>
     <w:tblPr>
@@ -7934,7 +8341,7 @@
       <w:spacing w:after="0" w:line="240" w:lineRule="auto"/>
     </w:pPr>
     <w:rPr>
-      <w:rFonts w:asciiTheme="majorHAnsi" w:eastAsiaTheme="majorEastAsia" w:hAnsiTheme="majorHAnsi" w:cstheme="majorBidi"/>
+      <w:rFonts w:asciiTheme="majorHAnsi" w:eastAsiaTheme="majorEastAsia" w:hAnsiTheme="majorHAnsi" w:cstheme="majorBidi" w:ascii="Arial" w:hAnsi="Arial"/>
       <w:color w:val="000000" w:themeColor="text1"/>
     </w:rPr>
     <w:tblPr>
@@ -8059,7 +8466,7 @@
       <w:spacing w:after="0" w:line="240" w:lineRule="auto"/>
     </w:pPr>
     <w:rPr>
-      <w:rFonts w:asciiTheme="majorHAnsi" w:eastAsiaTheme="majorEastAsia" w:hAnsiTheme="majorHAnsi" w:cstheme="majorBidi"/>
+      <w:rFonts w:asciiTheme="majorHAnsi" w:eastAsiaTheme="majorEastAsia" w:hAnsiTheme="majorHAnsi" w:cstheme="majorBidi" w:ascii="Arial" w:hAnsi="Arial"/>
       <w:color w:val="000000" w:themeColor="text1"/>
     </w:rPr>
     <w:tblPr>
@@ -8184,7 +8591,7 @@
       <w:spacing w:after="0" w:line="240" w:lineRule="auto"/>
     </w:pPr>
     <w:rPr>
-      <w:rFonts w:asciiTheme="majorHAnsi" w:eastAsiaTheme="majorEastAsia" w:hAnsiTheme="majorHAnsi" w:cstheme="majorBidi"/>
+      <w:rFonts w:asciiTheme="majorHAnsi" w:eastAsiaTheme="majorEastAsia" w:hAnsiTheme="majorHAnsi" w:cstheme="majorBidi" w:ascii="Arial" w:hAnsi="Arial"/>
       <w:color w:val="000000" w:themeColor="text1"/>
     </w:rPr>
     <w:tblPr>
@@ -8309,7 +8716,7 @@
       <w:spacing w:after="0" w:line="240" w:lineRule="auto"/>
     </w:pPr>
     <w:rPr>
-      <w:rFonts w:asciiTheme="majorHAnsi" w:eastAsiaTheme="majorEastAsia" w:hAnsiTheme="majorHAnsi" w:cstheme="majorBidi"/>
+      <w:rFonts w:asciiTheme="majorHAnsi" w:eastAsiaTheme="majorEastAsia" w:hAnsiTheme="majorHAnsi" w:cstheme="majorBidi" w:ascii="Arial" w:hAnsi="Arial"/>
       <w:color w:val="000000" w:themeColor="text1"/>
     </w:rPr>
     <w:tblPr>
@@ -8434,7 +8841,7 @@
       <w:spacing w:after="0" w:line="240" w:lineRule="auto"/>
     </w:pPr>
     <w:rPr>
-      <w:rFonts w:asciiTheme="majorHAnsi" w:eastAsiaTheme="majorEastAsia" w:hAnsiTheme="majorHAnsi" w:cstheme="majorBidi"/>
+      <w:rFonts w:asciiTheme="majorHAnsi" w:eastAsiaTheme="majorEastAsia" w:hAnsiTheme="majorHAnsi" w:cstheme="majorBidi" w:ascii="Arial" w:hAnsi="Arial"/>
       <w:color w:val="000000" w:themeColor="text1"/>
     </w:rPr>
     <w:tblPr>
@@ -8558,6 +8965,9 @@
     <w:pPr>
       <w:spacing w:after="0" w:line="240" w:lineRule="auto"/>
     </w:pPr>
+    <w:rPr>
+      <w:rFonts w:ascii="Arial" w:hAnsi="Arial"/>
+    </w:rPr>
     <w:tblPr>
       <w:tblStyleRowBandSize w:val="1"/>
       <w:tblStyleColBandSize w:val="1"/>
@@ -8699,6 +9109,9 @@
     <w:pPr>
       <w:spacing w:after="0" w:line="240" w:lineRule="auto"/>
     </w:pPr>
+    <w:rPr>
+      <w:rFonts w:ascii="Arial" w:hAnsi="Arial"/>
+    </w:rPr>
     <w:tblPr>
       <w:tblStyleRowBandSize w:val="1"/>
       <w:tblStyleColBandSize w:val="1"/>
@@ -8840,6 +9253,9 @@
     <w:pPr>
       <w:spacing w:after="0" w:line="240" w:lineRule="auto"/>
     </w:pPr>
+    <w:rPr>
+      <w:rFonts w:ascii="Arial" w:hAnsi="Arial"/>
+    </w:rPr>
     <w:tblPr>
       <w:tblStyleRowBandSize w:val="1"/>
       <w:tblStyleColBandSize w:val="1"/>
@@ -8981,6 +9397,9 @@
     <w:pPr>
       <w:spacing w:after="0" w:line="240" w:lineRule="auto"/>
     </w:pPr>
+    <w:rPr>
+      <w:rFonts w:ascii="Arial" w:hAnsi="Arial"/>
+    </w:rPr>
     <w:tblPr>
       <w:tblStyleRowBandSize w:val="1"/>
       <w:tblStyleColBandSize w:val="1"/>
@@ -9122,6 +9541,9 @@
     <w:pPr>
       <w:spacing w:after="0" w:line="240" w:lineRule="auto"/>
     </w:pPr>
+    <w:rPr>
+      <w:rFonts w:ascii="Arial" w:hAnsi="Arial"/>
+    </w:rPr>
     <w:tblPr>
       <w:tblStyleRowBandSize w:val="1"/>
       <w:tblStyleColBandSize w:val="1"/>
@@ -9263,6 +9685,9 @@
     <w:pPr>
       <w:spacing w:after="0" w:line="240" w:lineRule="auto"/>
     </w:pPr>
+    <w:rPr>
+      <w:rFonts w:ascii="Arial" w:hAnsi="Arial"/>
+    </w:rPr>
     <w:tblPr>
       <w:tblStyleRowBandSize w:val="1"/>
       <w:tblStyleColBandSize w:val="1"/>
@@ -9404,6 +9829,9 @@
     <w:pPr>
       <w:spacing w:after="0" w:line="240" w:lineRule="auto"/>
     </w:pPr>
+    <w:rPr>
+      <w:rFonts w:ascii="Arial" w:hAnsi="Arial"/>
+    </w:rPr>
     <w:tblPr>
       <w:tblStyleRowBandSize w:val="1"/>
       <w:tblStyleColBandSize w:val="1"/>
@@ -9546,6 +9974,7 @@
       <w:spacing w:after="0" w:line="240" w:lineRule="auto"/>
     </w:pPr>
     <w:rPr>
+      <w:rFonts w:ascii="Arial" w:hAnsi="Arial"/>
       <w:color w:val="FFFFFF" w:themeColor="background1"/>
     </w:rPr>
     <w:tblPr>
@@ -9660,6 +10089,7 @@
       <w:spacing w:after="0" w:line="240" w:lineRule="auto"/>
     </w:pPr>
     <w:rPr>
+      <w:rFonts w:ascii="Arial" w:hAnsi="Arial"/>
       <w:color w:val="FFFFFF" w:themeColor="background1"/>
     </w:rPr>
     <w:tblPr>
@@ -9774,6 +10204,7 @@
       <w:spacing w:after="0" w:line="240" w:lineRule="auto"/>
     </w:pPr>
     <w:rPr>
+      <w:rFonts w:ascii="Arial" w:hAnsi="Arial"/>
       <w:color w:val="FFFFFF" w:themeColor="background1"/>
     </w:rPr>
     <w:tblPr>
@@ -9888,6 +10319,7 @@
       <w:spacing w:after="0" w:line="240" w:lineRule="auto"/>
     </w:pPr>
     <w:rPr>
+      <w:rFonts w:ascii="Arial" w:hAnsi="Arial"/>
       <w:color w:val="FFFFFF" w:themeColor="background1"/>
     </w:rPr>
     <w:tblPr>
@@ -10002,6 +10434,7 @@
       <w:spacing w:after="0" w:line="240" w:lineRule="auto"/>
     </w:pPr>
     <w:rPr>
+      <w:rFonts w:ascii="Arial" w:hAnsi="Arial"/>
       <w:color w:val="FFFFFF" w:themeColor="background1"/>
     </w:rPr>
     <w:tblPr>
@@ -10116,6 +10549,7 @@
       <w:spacing w:after="0" w:line="240" w:lineRule="auto"/>
     </w:pPr>
     <w:rPr>
+      <w:rFonts w:ascii="Arial" w:hAnsi="Arial"/>
       <w:color w:val="FFFFFF" w:themeColor="background1"/>
     </w:rPr>
     <w:tblPr>
@@ -10230,6 +10664,7 @@
       <w:spacing w:after="0" w:line="240" w:lineRule="auto"/>
     </w:pPr>
     <w:rPr>
+      <w:rFonts w:ascii="Arial" w:hAnsi="Arial"/>
       <w:color w:val="FFFFFF" w:themeColor="background1"/>
     </w:rPr>
     <w:tblPr>
@@ -10344,6 +10779,7 @@
       <w:spacing w:after="0" w:line="240" w:lineRule="auto"/>
     </w:pPr>
     <w:rPr>
+      <w:rFonts w:ascii="Arial" w:hAnsi="Arial"/>
       <w:color w:val="000000" w:themeColor="text1"/>
     </w:rPr>
     <w:tblPr>
@@ -10466,6 +10902,7 @@
       <w:spacing w:after="0" w:line="240" w:lineRule="auto"/>
     </w:pPr>
     <w:rPr>
+      <w:rFonts w:ascii="Arial" w:hAnsi="Arial"/>
       <w:color w:val="000000" w:themeColor="text1"/>
     </w:rPr>
     <w:tblPr>
@@ -10588,6 +11025,7 @@
       <w:spacing w:after="0" w:line="240" w:lineRule="auto"/>
     </w:pPr>
     <w:rPr>
+      <w:rFonts w:ascii="Arial" w:hAnsi="Arial"/>
       <w:color w:val="000000" w:themeColor="text1"/>
     </w:rPr>
     <w:tblPr>
@@ -10710,6 +11148,7 @@
       <w:spacing w:after="0" w:line="240" w:lineRule="auto"/>
     </w:pPr>
     <w:rPr>
+      <w:rFonts w:ascii="Arial" w:hAnsi="Arial"/>
       <w:color w:val="000000" w:themeColor="text1"/>
     </w:rPr>
     <w:tblPr>
@@ -10822,6 +11261,7 @@
       <w:spacing w:after="0" w:line="240" w:lineRule="auto"/>
     </w:pPr>
     <w:rPr>
+      <w:rFonts w:ascii="Arial" w:hAnsi="Arial"/>
       <w:color w:val="000000" w:themeColor="text1"/>
     </w:rPr>
     <w:tblPr>
@@ -10944,6 +11384,7 @@
       <w:spacing w:after="0" w:line="240" w:lineRule="auto"/>
     </w:pPr>
     <w:rPr>
+      <w:rFonts w:ascii="Arial" w:hAnsi="Arial"/>
       <w:color w:val="000000" w:themeColor="text1"/>
     </w:rPr>
     <w:tblPr>
@@ -11066,6 +11507,7 @@
       <w:spacing w:after="0" w:line="240" w:lineRule="auto"/>
     </w:pPr>
     <w:rPr>
+      <w:rFonts w:ascii="Arial" w:hAnsi="Arial"/>
       <w:color w:val="000000" w:themeColor="text1"/>
     </w:rPr>
     <w:tblPr>
@@ -11188,6 +11630,7 @@
       <w:spacing w:after="0" w:line="240" w:lineRule="auto"/>
     </w:pPr>
     <w:rPr>
+      <w:rFonts w:ascii="Arial" w:hAnsi="Arial"/>
       <w:color w:val="000000" w:themeColor="text1"/>
     </w:rPr>
     <w:tblPr>
@@ -11274,6 +11717,7 @@
       <w:spacing w:after="0" w:line="240" w:lineRule="auto"/>
     </w:pPr>
     <w:rPr>
+      <w:rFonts w:ascii="Arial" w:hAnsi="Arial"/>
       <w:color w:val="000000" w:themeColor="text1"/>
     </w:rPr>
     <w:tblPr>
@@ -11360,6 +11804,7 @@
       <w:spacing w:after="0" w:line="240" w:lineRule="auto"/>
     </w:pPr>
     <w:rPr>
+      <w:rFonts w:ascii="Arial" w:hAnsi="Arial"/>
       <w:color w:val="000000" w:themeColor="text1"/>
     </w:rPr>
     <w:tblPr>
@@ -11446,6 +11891,7 @@
       <w:spacing w:after="0" w:line="240" w:lineRule="auto"/>
     </w:pPr>
     <w:rPr>
+      <w:rFonts w:ascii="Arial" w:hAnsi="Arial"/>
       <w:color w:val="000000" w:themeColor="text1"/>
     </w:rPr>
     <w:tblPr>
@@ -11532,6 +11978,7 @@
       <w:spacing w:after="0" w:line="240" w:lineRule="auto"/>
     </w:pPr>
     <w:rPr>
+      <w:rFonts w:ascii="Arial" w:hAnsi="Arial"/>
       <w:color w:val="000000" w:themeColor="text1"/>
     </w:rPr>
     <w:tblPr>
@@ -11618,6 +12065,7 @@
       <w:spacing w:after="0" w:line="240" w:lineRule="auto"/>
     </w:pPr>
     <w:rPr>
+      <w:rFonts w:ascii="Arial" w:hAnsi="Arial"/>
       <w:color w:val="000000" w:themeColor="text1"/>
     </w:rPr>
     <w:tblPr>
@@ -11704,6 +12152,7 @@
       <w:spacing w:after="0" w:line="240" w:lineRule="auto"/>
     </w:pPr>
     <w:rPr>
+      <w:rFonts w:ascii="Arial" w:hAnsi="Arial"/>
       <w:color w:val="000000" w:themeColor="text1"/>
     </w:rPr>
     <w:tblPr>
@@ -11790,6 +12239,7 @@
       <w:spacing w:after="0" w:line="240" w:lineRule="auto"/>
     </w:pPr>
     <w:rPr>
+      <w:rFonts w:ascii="Arial" w:hAnsi="Arial"/>
       <w:color w:val="000000" w:themeColor="text1"/>
     </w:rPr>
     <w:tblPr>
@@ -11870,6 +12320,7 @@
       <w:spacing w:after="0" w:line="240" w:lineRule="auto"/>
     </w:pPr>
     <w:rPr>
+      <w:rFonts w:ascii="Arial" w:hAnsi="Arial"/>
       <w:color w:val="000000" w:themeColor="text1"/>
     </w:rPr>
     <w:tblPr>
@@ -11950,6 +12401,7 @@
       <w:spacing w:after="0" w:line="240" w:lineRule="auto"/>
     </w:pPr>
     <w:rPr>
+      <w:rFonts w:ascii="Arial" w:hAnsi="Arial"/>
       <w:color w:val="000000" w:themeColor="text1"/>
     </w:rPr>
     <w:tblPr>
@@ -12030,6 +12482,7 @@
       <w:spacing w:after="0" w:line="240" w:lineRule="auto"/>
     </w:pPr>
     <w:rPr>
+      <w:rFonts w:ascii="Arial" w:hAnsi="Arial"/>
       <w:color w:val="000000" w:themeColor="text1"/>
     </w:rPr>
     <w:tblPr>
@@ -12110,6 +12563,7 @@
       <w:spacing w:after="0" w:line="240" w:lineRule="auto"/>
     </w:pPr>
     <w:rPr>
+      <w:rFonts w:ascii="Arial" w:hAnsi="Arial"/>
       <w:color w:val="000000" w:themeColor="text1"/>
     </w:rPr>
     <w:tblPr>
@@ -12190,6 +12644,7 @@
       <w:spacing w:after="0" w:line="240" w:lineRule="auto"/>
     </w:pPr>
     <w:rPr>
+      <w:rFonts w:ascii="Arial" w:hAnsi="Arial"/>
       <w:color w:val="000000" w:themeColor="text1"/>
     </w:rPr>
     <w:tblPr>
@@ -12270,6 +12725,7 @@
       <w:spacing w:after="0" w:line="240" w:lineRule="auto"/>
     </w:pPr>
     <w:rPr>
+      <w:rFonts w:ascii="Arial" w:hAnsi="Arial"/>
       <w:color w:val="000000" w:themeColor="text1"/>
     </w:rPr>
     <w:tblPr>
